--- a/docs/defense/ChainProof-成员分工与贡献打分.docx
+++ b/docs/defense/ChainProof-成员分工与贡献打分.docx
@@ -25,7 +25,7 @@
     <w:p>
       <w:pPr>
         <w:pStyle w:val="a3"/>
-        <w:divId w:val="1075393685"/>
+        <w:divId w:val="918946668"/>
         <w:rPr>
           <w:rFonts w:ascii="微软雅黑" w:eastAsia="微软雅黑" w:hAnsi="微软雅黑" w:hint="eastAsia"/>
           <w:color w:val="475569"/>
@@ -64,7 +64,7 @@
     <w:p>
       <w:pPr>
         <w:pStyle w:val="a3"/>
-        <w:divId w:val="1075393685"/>
+        <w:divId w:val="918946668"/>
         <w:rPr>
           <w:rFonts w:ascii="微软雅黑" w:eastAsia="微软雅黑" w:hAnsi="微软雅黑" w:hint="eastAsia"/>
           <w:color w:val="475569"/>
@@ -1043,182 +1043,6 @@
         <w:t>二、贡献打分</w:t>
       </w:r>
     </w:p>
-    <w:p>
-      <w:pPr>
-        <w:pStyle w:val="a3"/>
-        <w:divId w:val="1683780046"/>
-        <w:rPr>
-          <w:rFonts w:ascii="微软雅黑" w:eastAsia="微软雅黑" w:hAnsi="微软雅黑" w:hint="eastAsia"/>
-          <w:color w:val="475569"/>
-          <w:sz w:val="21"/>
-          <w:szCs w:val="21"/>
-        </w:rPr>
-      </w:pPr>
-      <w:r>
-        <w:rPr>
-          <w:rFonts w:ascii="Segoe UI Emoji" w:eastAsia="微软雅黑" w:hAnsi="Segoe UI Emoji" w:cs="Segoe UI Emoji"/>
-          <w:color w:val="475569"/>
-          <w:sz w:val="21"/>
-          <w:szCs w:val="21"/>
-        </w:rPr>
-        <w:t>⚠</w:t>
-      </w:r>
-      <w:r>
-        <w:rPr>
-          <w:rFonts w:ascii="Segoe UI Emoji" w:eastAsia="微软雅黑" w:hAnsi="Segoe UI Emoji" w:cs="Segoe UI Emoji"/>
-          <w:color w:val="475569"/>
-          <w:sz w:val="21"/>
-          <w:szCs w:val="21"/>
-        </w:rPr>
-        <w:t>️</w:t>
-      </w:r>
-      <w:r>
-        <w:rPr>
-          <w:rFonts w:ascii="微软雅黑" w:eastAsia="微软雅黑" w:hAnsi="微软雅黑" w:hint="eastAsia"/>
-          <w:color w:val="475569"/>
-          <w:sz w:val="21"/>
-          <w:szCs w:val="21"/>
-        </w:rPr>
-        <w:t xml:space="preserve"> </w:t>
-      </w:r>
-      <w:r>
-        <w:rPr>
-          <w:rFonts w:ascii="微软雅黑" w:eastAsia="微软雅黑" w:hAnsi="微软雅黑" w:hint="eastAsia"/>
-          <w:color w:val="475569"/>
-          <w:sz w:val="21"/>
-          <w:szCs w:val="21"/>
-        </w:rPr>
-        <w:t>以下为</w:t>
-      </w:r>
-      <w:r>
-        <w:rPr>
-          <w:rStyle w:val="a6"/>
-          <w:rFonts w:ascii="微软雅黑" w:eastAsia="微软雅黑" w:hAnsi="微软雅黑" w:hint="eastAsia"/>
-          <w:color w:val="475569"/>
-          <w:sz w:val="21"/>
-          <w:szCs w:val="21"/>
-        </w:rPr>
-        <w:t>参考分</w:t>
-      </w:r>
-      <w:r>
-        <w:rPr>
-          <w:rFonts w:ascii="微软雅黑" w:eastAsia="微软雅黑" w:hAnsi="微软雅黑" w:hint="eastAsia"/>
-          <w:color w:val="475569"/>
-          <w:sz w:val="21"/>
-          <w:szCs w:val="21"/>
-        </w:rPr>
-        <w:t>，由</w:t>
-      </w:r>
-      <w:r>
-        <w:rPr>
-          <w:rFonts w:ascii="微软雅黑" w:eastAsia="微软雅黑" w:hAnsi="微软雅黑" w:hint="eastAsia"/>
-          <w:color w:val="475569"/>
-          <w:sz w:val="21"/>
-          <w:szCs w:val="21"/>
-        </w:rPr>
-        <w:t xml:space="preserve"> Claude </w:t>
-      </w:r>
-      <w:r>
-        <w:rPr>
-          <w:rFonts w:ascii="微软雅黑" w:eastAsia="微软雅黑" w:hAnsi="微软雅黑" w:hint="eastAsia"/>
-          <w:color w:val="475569"/>
-          <w:sz w:val="21"/>
-          <w:szCs w:val="21"/>
-        </w:rPr>
-        <w:t>依据</w:t>
-      </w:r>
-      <w:r>
-        <w:rPr>
-          <w:rFonts w:ascii="微软雅黑" w:eastAsia="微软雅黑" w:hAnsi="微软雅黑" w:hint="eastAsia"/>
-          <w:color w:val="475569"/>
-          <w:sz w:val="21"/>
-          <w:szCs w:val="21"/>
-        </w:rPr>
-        <w:t xml:space="preserve"> GitHub </w:t>
-      </w:r>
-      <w:r>
-        <w:rPr>
-          <w:rFonts w:ascii="微软雅黑" w:eastAsia="微软雅黑" w:hAnsi="微软雅黑" w:hint="eastAsia"/>
-          <w:color w:val="475569"/>
-          <w:sz w:val="21"/>
-          <w:szCs w:val="21"/>
-        </w:rPr>
-        <w:t>记录整理，</w:t>
-      </w:r>
-      <w:r>
-        <w:rPr>
-          <w:rStyle w:val="a6"/>
-          <w:rFonts w:ascii="微软雅黑" w:eastAsia="微软雅黑" w:hAnsi="微软雅黑" w:hint="eastAsia"/>
-          <w:color w:val="475569"/>
-          <w:sz w:val="21"/>
-          <w:szCs w:val="21"/>
-        </w:rPr>
-        <w:t>最终分数由组长确认后修改</w:t>
-      </w:r>
-      <w:r>
-        <w:rPr>
-          <w:rFonts w:ascii="微软雅黑" w:eastAsia="微软雅黑" w:hAnsi="微软雅黑" w:hint="eastAsia"/>
-          <w:color w:val="475569"/>
-          <w:sz w:val="21"/>
-          <w:szCs w:val="21"/>
-        </w:rPr>
-        <w:t>。第</w:t>
-      </w:r>
-      <w:r>
-        <w:rPr>
-          <w:rFonts w:ascii="微软雅黑" w:eastAsia="微软雅黑" w:hAnsi="微软雅黑" w:hint="eastAsia"/>
-          <w:color w:val="475569"/>
-          <w:sz w:val="21"/>
-          <w:szCs w:val="21"/>
-        </w:rPr>
-        <w:t xml:space="preserve"> 4 </w:t>
-      </w:r>
-      <w:r>
-        <w:rPr>
-          <w:rFonts w:ascii="微软雅黑" w:eastAsia="微软雅黑" w:hAnsi="微软雅黑" w:hint="eastAsia"/>
-          <w:color w:val="475569"/>
-          <w:sz w:val="21"/>
-          <w:szCs w:val="21"/>
-        </w:rPr>
-        <w:t>周交付任务（</w:t>
-      </w:r>
-      <w:r>
-        <w:rPr>
-          <w:rFonts w:ascii="微软雅黑" w:eastAsia="微软雅黑" w:hAnsi="微软雅黑" w:hint="eastAsia"/>
-          <w:color w:val="475569"/>
-          <w:sz w:val="21"/>
-          <w:szCs w:val="21"/>
-        </w:rPr>
-        <w:t>#34 ~ #36</w:t>
-      </w:r>
-      <w:r>
-        <w:rPr>
-          <w:rFonts w:ascii="微软雅黑" w:eastAsia="微软雅黑" w:hAnsi="微软雅黑" w:hint="eastAsia"/>
-          <w:color w:val="475569"/>
-          <w:sz w:val="21"/>
-          <w:szCs w:val="21"/>
-        </w:rPr>
-        <w:t>）尚未完成，建议在</w:t>
-      </w:r>
-      <w:r>
-        <w:rPr>
-          <w:rFonts w:ascii="微软雅黑" w:eastAsia="微软雅黑" w:hAnsi="微软雅黑" w:hint="eastAsia"/>
-          <w:color w:val="475569"/>
-          <w:sz w:val="21"/>
-          <w:szCs w:val="21"/>
-        </w:rPr>
-        <w:t xml:space="preserve"> 10-28 </w:t>
-      </w:r>
-      <w:r>
-        <w:rPr>
-          <w:rFonts w:ascii="微软雅黑" w:eastAsia="微软雅黑" w:hAnsi="微软雅黑" w:hint="eastAsia"/>
-          <w:color w:val="475569"/>
-          <w:sz w:val="21"/>
-          <w:szCs w:val="21"/>
-        </w:rPr>
-        <w:t>完成后再定稿。</w:t>
-      </w:r>
-    </w:p>
     <w:tbl>
       <w:tblPr>
         <w:tblW w:w="5000" w:type="pct"/>
@@ -1232,8 +1056,8 @@
       </w:tblPr>
       <w:tblGrid>
         <w:gridCol w:w="810"/>
-        <w:gridCol w:w="810"/>
-        <w:gridCol w:w="6670"/>
+        <w:gridCol w:w="620"/>
+        <w:gridCol w:w="6860"/>
       </w:tblGrid>
       <w:tr>
         <w:trPr>
@@ -1280,7 +1104,6 @@
                 <w:sz w:val="19"/>
                 <w:szCs w:val="19"/>
               </w:rPr>
-              <w:lastRenderedPageBreak/>
               <w:t>成员</w:t>
             </w:r>
           </w:p>
@@ -1326,7 +1149,7 @@
                 <w:sz w:val="19"/>
                 <w:szCs w:val="19"/>
               </w:rPr>
-              <w:t>参考分</w:t>
+              <w:t>评分</w:t>
             </w:r>
           </w:p>
         </w:tc>
@@ -1656,6 +1479,7 @@
                 <w:sz w:val="19"/>
                 <w:szCs w:val="19"/>
               </w:rPr>
+              <w:lastRenderedPageBreak/>
               <w:t>杨宇</w:t>
             </w:r>
           </w:p>
@@ -1886,7 +1710,7 @@
                 <w:sz w:val="19"/>
                 <w:szCs w:val="19"/>
               </w:rPr>
-              <w:t xml:space="preserve">Review 2 </w:t>
+              <w:t xml:space="preserve">Review 3 </w:t>
             </w:r>
             <w:r>
               <w:rPr>
@@ -1905,6 +1729,33 @@
                 <w:szCs w:val="19"/>
               </w:rPr>
               <w:t xml:space="preserve"> PR</w:t>
+            </w:r>
+            <w:r>
+              <w:rPr>
+                <w:rFonts w:ascii="微软雅黑" w:eastAsia="微软雅黑" w:hAnsi="微软雅黑" w:hint="eastAsia"/>
+                <w:color w:val="0F172A"/>
+                <w:sz w:val="19"/>
+                <w:szCs w:val="19"/>
+              </w:rPr>
+              <w:t>，其中逐条对照代码审核交付材料（</w:t>
+            </w:r>
+            <w:r>
+              <w:rPr>
+                <w:rFonts w:ascii="微软雅黑" w:eastAsia="微软雅黑" w:hAnsi="微软雅黑" w:hint="eastAsia"/>
+                <w:color w:val="0F172A"/>
+                <w:sz w:val="19"/>
+                <w:szCs w:val="19"/>
+              </w:rPr>
+              <w:t>PR #33</w:t>
+            </w:r>
+            <w:r>
+              <w:rPr>
+                <w:rFonts w:ascii="微软雅黑" w:eastAsia="微软雅黑" w:hAnsi="微软雅黑" w:hint="eastAsia"/>
+                <w:color w:val="0F172A"/>
+                <w:sz w:val="19"/>
+                <w:szCs w:val="19"/>
+              </w:rPr>
+              <w:t>）</w:t>
             </w:r>
           </w:p>
         </w:tc>
@@ -2493,6 +2344,7 @@
               <w:bottom w:val="single" w:sz="6" w:space="0" w:color="CBD5E1"/>
               <w:right w:val="single" w:sz="6" w:space="0" w:color="CBD5E1"/>
             </w:tcBorders>
+            <w:noWrap/>
             <w:tcMar>
               <w:top w:w="80" w:type="dxa"/>
               <w:left w:w="120" w:type="dxa"/>
@@ -2511,6 +2363,134 @@
                 <w:szCs w:val="19"/>
               </w:rPr>
             </w:pPr>
+            <w:r>
+              <w:rPr>
+                <w:rFonts w:ascii="微软雅黑" w:eastAsia="微软雅黑" w:hAnsi="微软雅黑" w:hint="eastAsia"/>
+                <w:color w:val="0F172A"/>
+                <w:sz w:val="19"/>
+                <w:szCs w:val="19"/>
+              </w:rPr>
+              <w:t>10</w:t>
+            </w:r>
+          </w:p>
+        </w:tc>
+        <w:tc>
+          <w:tcPr>
+            <w:tcW w:w="0" w:type="auto"/>
+            <w:tcBorders>
+              <w:top w:val="single" w:sz="6" w:space="0" w:color="CBD5E1"/>
+              <w:left w:val="single" w:sz="6" w:space="0" w:color="CBD5E1"/>
+              <w:bottom w:val="single" w:sz="6" w:space="0" w:color="CBD5E1"/>
+              <w:right w:val="single" w:sz="6" w:space="0" w:color="CBD5E1"/>
+            </w:tcBorders>
+            <w:noWrap/>
+            <w:tcMar>
+              <w:top w:w="80" w:type="dxa"/>
+              <w:left w:w="120" w:type="dxa"/>
+              <w:bottom w:w="80" w:type="dxa"/>
+              <w:right w:w="120" w:type="dxa"/>
+            </w:tcMar>
+            <w:hideMark/>
+          </w:tcPr>
+          <w:p>
+            <w:pPr>
+              <w:spacing w:before="120" w:after="120"/>
+              <w:rPr>
+                <w:rFonts w:ascii="微软雅黑" w:eastAsia="微软雅黑" w:hAnsi="微软雅黑" w:hint="eastAsia"/>
+                <w:color w:val="0F172A"/>
+                <w:sz w:val="19"/>
+                <w:szCs w:val="19"/>
+              </w:rPr>
+            </w:pPr>
+            <w:r>
+              <w:rPr>
+                <w:rFonts w:ascii="微软雅黑" w:eastAsia="微软雅黑" w:hAnsi="微软雅黑" w:hint="eastAsia"/>
+                <w:color w:val="0F172A"/>
+                <w:sz w:val="19"/>
+                <w:szCs w:val="19"/>
+              </w:rPr>
+              <w:t>√</w:t>
+            </w:r>
+          </w:p>
+        </w:tc>
+      </w:tr>
+      <w:tr>
+        <w:tc>
+          <w:tcPr>
+            <w:tcW w:w="0" w:type="auto"/>
+            <w:tcBorders>
+              <w:top w:val="single" w:sz="6" w:space="0" w:color="CBD5E1"/>
+              <w:left w:val="single" w:sz="6" w:space="0" w:color="CBD5E1"/>
+              <w:bottom w:val="single" w:sz="6" w:space="0" w:color="CBD5E1"/>
+              <w:right w:val="single" w:sz="6" w:space="0" w:color="CBD5E1"/>
+            </w:tcBorders>
+            <w:noWrap/>
+            <w:tcMar>
+              <w:top w:w="80" w:type="dxa"/>
+              <w:left w:w="120" w:type="dxa"/>
+              <w:bottom w:w="80" w:type="dxa"/>
+              <w:right w:w="120" w:type="dxa"/>
+            </w:tcMar>
+            <w:hideMark/>
+          </w:tcPr>
+          <w:p>
+            <w:pPr>
+              <w:spacing w:before="120" w:after="120"/>
+              <w:rPr>
+                <w:rFonts w:ascii="微软雅黑" w:eastAsia="微软雅黑" w:hAnsi="微软雅黑" w:hint="eastAsia"/>
+                <w:color w:val="0F172A"/>
+                <w:sz w:val="19"/>
+                <w:szCs w:val="19"/>
+              </w:rPr>
+            </w:pPr>
+            <w:r>
+              <w:rPr>
+                <w:rFonts w:ascii="微软雅黑" w:eastAsia="微软雅黑" w:hAnsi="微软雅黑" w:hint="eastAsia"/>
+                <w:color w:val="0F172A"/>
+                <w:sz w:val="19"/>
+                <w:szCs w:val="19"/>
+              </w:rPr>
+              <w:t>杨宇</w:t>
+            </w:r>
+          </w:p>
+        </w:tc>
+        <w:tc>
+          <w:tcPr>
+            <w:tcW w:w="0" w:type="auto"/>
+            <w:tcBorders>
+              <w:top w:val="single" w:sz="6" w:space="0" w:color="CBD5E1"/>
+              <w:left w:val="single" w:sz="6" w:space="0" w:color="CBD5E1"/>
+              <w:bottom w:val="single" w:sz="6" w:space="0" w:color="CBD5E1"/>
+              <w:right w:val="single" w:sz="6" w:space="0" w:color="CBD5E1"/>
+            </w:tcBorders>
+            <w:noWrap/>
+            <w:tcMar>
+              <w:top w:w="80" w:type="dxa"/>
+              <w:left w:w="120" w:type="dxa"/>
+              <w:bottom w:w="80" w:type="dxa"/>
+              <w:right w:w="120" w:type="dxa"/>
+            </w:tcMar>
+            <w:hideMark/>
+          </w:tcPr>
+          <w:p>
+            <w:pPr>
+              <w:spacing w:before="120" w:after="120"/>
+              <w:rPr>
+                <w:rFonts w:ascii="微软雅黑" w:eastAsia="微软雅黑" w:hAnsi="微软雅黑" w:hint="eastAsia"/>
+                <w:color w:val="0F172A"/>
+                <w:sz w:val="19"/>
+                <w:szCs w:val="19"/>
+              </w:rPr>
+            </w:pPr>
+            <w:r>
+              <w:rPr>
+                <w:rFonts w:ascii="微软雅黑" w:eastAsia="微软雅黑" w:hAnsi="微软雅黑" w:hint="eastAsia"/>
+                <w:color w:val="0F172A"/>
+                <w:sz w:val="19"/>
+                <w:szCs w:val="19"/>
+              </w:rPr>
+              <w:t>9.5</w:t>
+            </w:r>
           </w:p>
         </w:tc>
         <w:tc>
@@ -2534,9 +2514,10 @@
             <w:pPr>
               <w:spacing w:before="120" w:after="120"/>
               <w:rPr>
-                <w:rFonts w:ascii="Times New Roman" w:eastAsia="Times New Roman" w:hAnsi="Times New Roman" w:cs="Times New Roman"/>
-                <w:sz w:val="20"/>
-                <w:szCs w:val="20"/>
+                <w:rFonts w:ascii="微软雅黑" w:eastAsia="微软雅黑" w:hAnsi="微软雅黑" w:hint="eastAsia"/>
+                <w:color w:val="0F172A"/>
+                <w:sz w:val="19"/>
+                <w:szCs w:val="19"/>
               </w:rPr>
             </w:pPr>
           </w:p>
@@ -2578,7 +2559,46 @@
                 <w:sz w:val="19"/>
                 <w:szCs w:val="19"/>
               </w:rPr>
-              <w:t>杨宇</w:t>
+              <w:t>黄铭谦</w:t>
+            </w:r>
+          </w:p>
+        </w:tc>
+        <w:tc>
+          <w:tcPr>
+            <w:tcW w:w="0" w:type="auto"/>
+            <w:tcBorders>
+              <w:top w:val="single" w:sz="6" w:space="0" w:color="CBD5E1"/>
+              <w:left w:val="single" w:sz="6" w:space="0" w:color="CBD5E1"/>
+              <w:bottom w:val="single" w:sz="6" w:space="0" w:color="CBD5E1"/>
+              <w:right w:val="single" w:sz="6" w:space="0" w:color="CBD5E1"/>
+            </w:tcBorders>
+            <w:noWrap/>
+            <w:tcMar>
+              <w:top w:w="80" w:type="dxa"/>
+              <w:left w:w="120" w:type="dxa"/>
+              <w:bottom w:w="80" w:type="dxa"/>
+              <w:right w:w="120" w:type="dxa"/>
+            </w:tcMar>
+            <w:hideMark/>
+          </w:tcPr>
+          <w:p>
+            <w:pPr>
+              <w:spacing w:before="120" w:after="120"/>
+              <w:rPr>
+                <w:rFonts w:ascii="微软雅黑" w:eastAsia="微软雅黑" w:hAnsi="微软雅黑" w:hint="eastAsia"/>
+                <w:color w:val="0F172A"/>
+                <w:sz w:val="19"/>
+                <w:szCs w:val="19"/>
+              </w:rPr>
+            </w:pPr>
+            <w:r>
+              <w:rPr>
+                <w:rFonts w:ascii="微软雅黑" w:eastAsia="微软雅黑" w:hAnsi="微软雅黑" w:hint="eastAsia"/>
+                <w:color w:val="0F172A"/>
+                <w:sz w:val="19"/>
+                <w:szCs w:val="19"/>
+              </w:rPr>
+              <w:t>9</w:t>
             </w:r>
           </w:p>
         </w:tc>
@@ -2607,132 +2627,6 @@
                 <w:color w:val="0F172A"/>
                 <w:sz w:val="19"/>
                 <w:szCs w:val="19"/>
-              </w:rPr>
-            </w:pPr>
-          </w:p>
-        </w:tc>
-        <w:tc>
-          <w:tcPr>
-            <w:tcW w:w="0" w:type="auto"/>
-            <w:tcBorders>
-              <w:top w:val="single" w:sz="6" w:space="0" w:color="CBD5E1"/>
-              <w:left w:val="single" w:sz="6" w:space="0" w:color="CBD5E1"/>
-              <w:bottom w:val="single" w:sz="6" w:space="0" w:color="CBD5E1"/>
-              <w:right w:val="single" w:sz="6" w:space="0" w:color="CBD5E1"/>
-            </w:tcBorders>
-            <w:tcMar>
-              <w:top w:w="80" w:type="dxa"/>
-              <w:left w:w="120" w:type="dxa"/>
-              <w:bottom w:w="80" w:type="dxa"/>
-              <w:right w:w="120" w:type="dxa"/>
-            </w:tcMar>
-            <w:hideMark/>
-          </w:tcPr>
-          <w:p>
-            <w:pPr>
-              <w:spacing w:before="120" w:after="120"/>
-              <w:rPr>
-                <w:rFonts w:ascii="Times New Roman" w:eastAsia="Times New Roman" w:hAnsi="Times New Roman" w:cs="Times New Roman"/>
-                <w:sz w:val="20"/>
-                <w:szCs w:val="20"/>
-              </w:rPr>
-            </w:pPr>
-          </w:p>
-        </w:tc>
-      </w:tr>
-      <w:tr>
-        <w:tc>
-          <w:tcPr>
-            <w:tcW w:w="0" w:type="auto"/>
-            <w:tcBorders>
-              <w:top w:val="single" w:sz="6" w:space="0" w:color="CBD5E1"/>
-              <w:left w:val="single" w:sz="6" w:space="0" w:color="CBD5E1"/>
-              <w:bottom w:val="single" w:sz="6" w:space="0" w:color="CBD5E1"/>
-              <w:right w:val="single" w:sz="6" w:space="0" w:color="CBD5E1"/>
-            </w:tcBorders>
-            <w:noWrap/>
-            <w:tcMar>
-              <w:top w:w="80" w:type="dxa"/>
-              <w:left w:w="120" w:type="dxa"/>
-              <w:bottom w:w="80" w:type="dxa"/>
-              <w:right w:w="120" w:type="dxa"/>
-            </w:tcMar>
-            <w:hideMark/>
-          </w:tcPr>
-          <w:p>
-            <w:pPr>
-              <w:spacing w:before="120" w:after="120"/>
-              <w:rPr>
-                <w:rFonts w:ascii="微软雅黑" w:eastAsia="微软雅黑" w:hAnsi="微软雅黑"/>
-                <w:color w:val="0F172A"/>
-                <w:sz w:val="19"/>
-                <w:szCs w:val="19"/>
-              </w:rPr>
-            </w:pPr>
-            <w:r>
-              <w:rPr>
-                <w:rFonts w:ascii="微软雅黑" w:eastAsia="微软雅黑" w:hAnsi="微软雅黑" w:hint="eastAsia"/>
-                <w:color w:val="0F172A"/>
-                <w:sz w:val="19"/>
-                <w:szCs w:val="19"/>
-              </w:rPr>
-              <w:t>黄铭谦</w:t>
-            </w:r>
-          </w:p>
-        </w:tc>
-        <w:tc>
-          <w:tcPr>
-            <w:tcW w:w="0" w:type="auto"/>
-            <w:tcBorders>
-              <w:top w:val="single" w:sz="6" w:space="0" w:color="CBD5E1"/>
-              <w:left w:val="single" w:sz="6" w:space="0" w:color="CBD5E1"/>
-              <w:bottom w:val="single" w:sz="6" w:space="0" w:color="CBD5E1"/>
-              <w:right w:val="single" w:sz="6" w:space="0" w:color="CBD5E1"/>
-            </w:tcBorders>
-            <w:tcMar>
-              <w:top w:w="80" w:type="dxa"/>
-              <w:left w:w="120" w:type="dxa"/>
-              <w:bottom w:w="80" w:type="dxa"/>
-              <w:right w:w="120" w:type="dxa"/>
-            </w:tcMar>
-            <w:hideMark/>
-          </w:tcPr>
-          <w:p>
-            <w:pPr>
-              <w:spacing w:before="120" w:after="120"/>
-              <w:rPr>
-                <w:rFonts w:ascii="微软雅黑" w:eastAsia="微软雅黑" w:hAnsi="微软雅黑" w:hint="eastAsia"/>
-                <w:color w:val="0F172A"/>
-                <w:sz w:val="19"/>
-                <w:szCs w:val="19"/>
-              </w:rPr>
-            </w:pPr>
-          </w:p>
-        </w:tc>
-        <w:tc>
-          <w:tcPr>
-            <w:tcW w:w="0" w:type="auto"/>
-            <w:tcBorders>
-              <w:top w:val="single" w:sz="6" w:space="0" w:color="CBD5E1"/>
-              <w:left w:val="single" w:sz="6" w:space="0" w:color="CBD5E1"/>
-              <w:bottom w:val="single" w:sz="6" w:space="0" w:color="CBD5E1"/>
-              <w:right w:val="single" w:sz="6" w:space="0" w:color="CBD5E1"/>
-            </w:tcBorders>
-            <w:tcMar>
-              <w:top w:w="80" w:type="dxa"/>
-              <w:left w:w="120" w:type="dxa"/>
-              <w:bottom w:w="80" w:type="dxa"/>
-              <w:right w:w="120" w:type="dxa"/>
-            </w:tcMar>
-            <w:hideMark/>
-          </w:tcPr>
-          <w:p>
-            <w:pPr>
-              <w:spacing w:before="120" w:after="120"/>
-              <w:rPr>
-                <w:rFonts w:ascii="Times New Roman" w:eastAsia="Times New Roman" w:hAnsi="Times New Roman" w:cs="Times New Roman"/>
-                <w:sz w:val="20"/>
-                <w:szCs w:val="20"/>
               </w:rPr>
             </w:pPr>
           </w:p>
@@ -3436,7 +3330,7 @@
     <w:link w:val="a8"/>
     <w:uiPriority w:val="99"/>
     <w:unhideWhenUsed/>
-    <w:rsid w:val="00E052E6"/>
+    <w:rsid w:val="003C639B"/>
     <w:pPr>
       <w:tabs>
         <w:tab w:val="center" w:pos="4153"/>
@@ -3455,7 +3349,7 @@
     <w:basedOn w:val="a0"/>
     <w:link w:val="a7"/>
     <w:uiPriority w:val="99"/>
-    <w:rsid w:val="00E052E6"/>
+    <w:rsid w:val="003C639B"/>
     <w:rPr>
       <w:rFonts w:ascii="宋体" w:eastAsia="宋体" w:hAnsi="宋体" w:cs="宋体"/>
       <w:sz w:val="18"/>
@@ -3468,7 +3362,7 @@
     <w:link w:val="aa"/>
     <w:uiPriority w:val="99"/>
     <w:unhideWhenUsed/>
-    <w:rsid w:val="00E052E6"/>
+    <w:rsid w:val="003C639B"/>
     <w:pPr>
       <w:tabs>
         <w:tab w:val="center" w:pos="4153"/>
@@ -3486,7 +3380,7 @@
     <w:basedOn w:val="a0"/>
     <w:link w:val="a9"/>
     <w:uiPriority w:val="99"/>
-    <w:rsid w:val="00E052E6"/>
+    <w:rsid w:val="003C639B"/>
     <w:rPr>
       <w:rFonts w:ascii="宋体" w:eastAsia="宋体" w:hAnsi="宋体" w:cs="宋体"/>
       <w:sz w:val="18"/>

--- a/docs/defense/ChainProof-成员分工与贡献打分.docx
+++ b/docs/defense/ChainProof-成员分工与贡献打分.docx
@@ -25,7 +25,7 @@
     <w:p>
       <w:pPr>
         <w:pStyle w:val="a3"/>
-        <w:divId w:val="918946668"/>
+        <w:divId w:val="1652829385"/>
         <w:rPr>
           <w:rFonts w:ascii="微软雅黑" w:eastAsia="微软雅黑" w:hAnsi="微软雅黑" w:hint="eastAsia"/>
           <w:color w:val="475569"/>
@@ -64,7 +64,7 @@
     <w:p>
       <w:pPr>
         <w:pStyle w:val="a3"/>
-        <w:divId w:val="918946668"/>
+        <w:divId w:val="1652829385"/>
         <w:rPr>
           <w:rFonts w:ascii="微软雅黑" w:eastAsia="微软雅黑" w:hAnsi="微软雅黑" w:hint="eastAsia"/>
           <w:color w:val="475569"/>
@@ -1963,16 +1963,70 @@
                 <w:sz w:val="19"/>
                 <w:szCs w:val="19"/>
               </w:rPr>
-              <w:t>种子脚本；</w:t>
-            </w:r>
-            <w:r>
-              <w:rPr>
-                <w:rFonts w:ascii="微软雅黑" w:eastAsia="微软雅黑" w:hAnsi="微软雅黑" w:hint="eastAsia"/>
-                <w:color w:val="0F172A"/>
-                <w:sz w:val="19"/>
-                <w:szCs w:val="19"/>
-              </w:rPr>
-              <w:t xml:space="preserve">Review 3 </w:t>
+              <w:t>种子脚本；撰写</w:t>
+            </w:r>
+            <w:r>
+              <w:rPr>
+                <w:rFonts w:ascii="微软雅黑" w:eastAsia="微软雅黑" w:hAnsi="微软雅黑" w:hint="eastAsia"/>
+                <w:color w:val="0F172A"/>
+                <w:sz w:val="19"/>
+                <w:szCs w:val="19"/>
+              </w:rPr>
+              <w:t xml:space="preserve"> PPT </w:t>
+            </w:r>
+            <w:r>
+              <w:rPr>
+                <w:rFonts w:ascii="微软雅黑" w:eastAsia="微软雅黑" w:hAnsi="微软雅黑" w:hint="eastAsia"/>
+                <w:color w:val="0F172A"/>
+                <w:sz w:val="19"/>
+                <w:szCs w:val="19"/>
+              </w:rPr>
+              <w:t>第</w:t>
+            </w:r>
+            <w:r>
+              <w:rPr>
+                <w:rFonts w:ascii="微软雅黑" w:eastAsia="微软雅黑" w:hAnsi="微软雅黑" w:hint="eastAsia"/>
+                <w:color w:val="0F172A"/>
+                <w:sz w:val="19"/>
+                <w:szCs w:val="19"/>
+              </w:rPr>
+              <w:t xml:space="preserve"> 5</w:t>
+            </w:r>
+            <w:r>
+              <w:rPr>
+                <w:rFonts w:ascii="微软雅黑" w:eastAsia="微软雅黑" w:hAnsi="微软雅黑" w:hint="eastAsia"/>
+                <w:color w:val="0F172A"/>
+                <w:sz w:val="19"/>
+                <w:szCs w:val="19"/>
+              </w:rPr>
+              <w:t>–</w:t>
+            </w:r>
+            <w:r>
+              <w:rPr>
+                <w:rFonts w:ascii="微软雅黑" w:eastAsia="微软雅黑" w:hAnsi="微软雅黑" w:hint="eastAsia"/>
+                <w:color w:val="0F172A"/>
+                <w:sz w:val="19"/>
+                <w:szCs w:val="19"/>
+              </w:rPr>
+              <w:t xml:space="preserve">8 </w:t>
+            </w:r>
+            <w:r>
+              <w:rPr>
+                <w:rFonts w:ascii="微软雅黑" w:eastAsia="微软雅黑" w:hAnsi="微软雅黑" w:hint="eastAsia"/>
+                <w:color w:val="0F172A"/>
+                <w:sz w:val="19"/>
+                <w:szCs w:val="19"/>
+              </w:rPr>
+              <w:t>页讲稿；</w:t>
+            </w:r>
+            <w:r>
+              <w:rPr>
+                <w:rFonts w:ascii="微软雅黑" w:eastAsia="微软雅黑" w:hAnsi="微软雅黑" w:hint="eastAsia"/>
+                <w:color w:val="0F172A"/>
+                <w:sz w:val="19"/>
+                <w:szCs w:val="19"/>
+              </w:rPr>
+              <w:t xml:space="preserve">Review 4 </w:t>
             </w:r>
             <w:r>
               <w:rPr>
@@ -3330,7 +3384,7 @@
     <w:link w:val="a8"/>
     <w:uiPriority w:val="99"/>
     <w:unhideWhenUsed/>
-    <w:rsid w:val="003C639B"/>
+    <w:rsid w:val="00BD49AD"/>
     <w:pPr>
       <w:tabs>
         <w:tab w:val="center" w:pos="4153"/>
@@ -3349,7 +3403,7 @@
     <w:basedOn w:val="a0"/>
     <w:link w:val="a7"/>
     <w:uiPriority w:val="99"/>
-    <w:rsid w:val="003C639B"/>
+    <w:rsid w:val="00BD49AD"/>
     <w:rPr>
       <w:rFonts w:ascii="宋体" w:eastAsia="宋体" w:hAnsi="宋体" w:cs="宋体"/>
       <w:sz w:val="18"/>
@@ -3362,7 +3416,7 @@
     <w:link w:val="aa"/>
     <w:uiPriority w:val="99"/>
     <w:unhideWhenUsed/>
-    <w:rsid w:val="003C639B"/>
+    <w:rsid w:val="00BD49AD"/>
     <w:pPr>
       <w:tabs>
         <w:tab w:val="center" w:pos="4153"/>
@@ -3380,7 +3434,7 @@
     <w:basedOn w:val="a0"/>
     <w:link w:val="a9"/>
     <w:uiPriority w:val="99"/>
-    <w:rsid w:val="003C639B"/>
+    <w:rsid w:val="00BD49AD"/>
     <w:rPr>
       <w:rFonts w:ascii="宋体" w:eastAsia="宋体" w:hAnsi="宋体" w:cs="宋体"/>
       <w:sz w:val="18"/>

--- a/docs/defense/ChainProof-成员分工与贡献打分.docx
+++ b/docs/defense/ChainProof-成员分工与贡献打分.docx
@@ -25,7 +25,7 @@
     <w:p>
       <w:pPr>
         <w:pStyle w:val="a3"/>
-        <w:divId w:val="1652829385"/>
+        <w:divId w:val="1583635223"/>
         <w:rPr>
           <w:rFonts w:ascii="微软雅黑" w:eastAsia="微软雅黑" w:hAnsi="微软雅黑" w:hint="eastAsia"/>
           <w:color w:val="475569"/>
@@ -64,7 +64,7 @@
     <w:p>
       <w:pPr>
         <w:pStyle w:val="a3"/>
-        <w:divId w:val="1652829385"/>
+        <w:divId w:val="1583635223"/>
         <w:rPr>
           <w:rFonts w:ascii="微软雅黑" w:eastAsia="微软雅黑" w:hAnsi="微软雅黑" w:hint="eastAsia"/>
           <w:color w:val="475569"/>
@@ -2556,6 +2556,7 @@
               <w:bottom w:val="single" w:sz="6" w:space="0" w:color="CBD5E1"/>
               <w:right w:val="single" w:sz="6" w:space="0" w:color="CBD5E1"/>
             </w:tcBorders>
+            <w:noWrap/>
             <w:tcMar>
               <w:top w:w="80" w:type="dxa"/>
               <w:left w:w="120" w:type="dxa"/>
@@ -2574,6 +2575,15 @@
                 <w:szCs w:val="19"/>
               </w:rPr>
             </w:pPr>
+            <w:r>
+              <w:rPr>
+                <w:rFonts w:ascii="微软雅黑" w:eastAsia="微软雅黑" w:hAnsi="微软雅黑" w:hint="eastAsia"/>
+                <w:color w:val="0F172A"/>
+                <w:sz w:val="19"/>
+                <w:szCs w:val="19"/>
+              </w:rPr>
+              <w:t>√</w:t>
+            </w:r>
           </w:p>
         </w:tc>
       </w:tr>
@@ -2600,7 +2610,7 @@
             <w:pPr>
               <w:spacing w:before="120" w:after="120"/>
               <w:rPr>
-                <w:rFonts w:ascii="微软雅黑" w:eastAsia="微软雅黑" w:hAnsi="微软雅黑"/>
+                <w:rFonts w:ascii="微软雅黑" w:eastAsia="微软雅黑" w:hAnsi="微软雅黑" w:hint="eastAsia"/>
                 <w:color w:val="0F172A"/>
                 <w:sz w:val="19"/>
                 <w:szCs w:val="19"/>
@@ -3384,7 +3394,7 @@
     <w:link w:val="a8"/>
     <w:uiPriority w:val="99"/>
     <w:unhideWhenUsed/>
-    <w:rsid w:val="00BD49AD"/>
+    <w:rsid w:val="00C64C83"/>
     <w:pPr>
       <w:tabs>
         <w:tab w:val="center" w:pos="4153"/>
@@ -3403,7 +3413,7 @@
     <w:basedOn w:val="a0"/>
     <w:link w:val="a7"/>
     <w:uiPriority w:val="99"/>
-    <w:rsid w:val="00BD49AD"/>
+    <w:rsid w:val="00C64C83"/>
     <w:rPr>
       <w:rFonts w:ascii="宋体" w:eastAsia="宋体" w:hAnsi="宋体" w:cs="宋体"/>
       <w:sz w:val="18"/>
@@ -3416,7 +3426,7 @@
     <w:link w:val="aa"/>
     <w:uiPriority w:val="99"/>
     <w:unhideWhenUsed/>
-    <w:rsid w:val="00BD49AD"/>
+    <w:rsid w:val="00C64C83"/>
     <w:pPr>
       <w:tabs>
         <w:tab w:val="center" w:pos="4153"/>
@@ -3434,7 +3444,7 @@
     <w:basedOn w:val="a0"/>
     <w:link w:val="a9"/>
     <w:uiPriority w:val="99"/>
-    <w:rsid w:val="00BD49AD"/>
+    <w:rsid w:val="00C64C83"/>
     <w:rPr>
       <w:rFonts w:ascii="宋体" w:eastAsia="宋体" w:hAnsi="宋体" w:cs="宋体"/>
       <w:sz w:val="18"/>

--- a/docs/defense/ChainProof-成员分工与贡献打分.docx
+++ b/docs/defense/ChainProof-成员分工与贡献打分.docx
@@ -25,7 +25,7 @@
     <w:p>
       <w:pPr>
         <w:pStyle w:val="a3"/>
-        <w:divId w:val="1583635223"/>
+        <w:divId w:val="718939915"/>
         <w:rPr>
           <w:rFonts w:ascii="微软雅黑" w:eastAsia="微软雅黑" w:hAnsi="微软雅黑" w:hint="eastAsia"/>
           <w:color w:val="475569"/>
@@ -64,7 +64,7 @@
     <w:p>
       <w:pPr>
         <w:pStyle w:val="a3"/>
-        <w:divId w:val="1583635223"/>
+        <w:divId w:val="718939915"/>
         <w:rPr>
           <w:rFonts w:ascii="微软雅黑" w:eastAsia="微软雅黑" w:hAnsi="微软雅黑" w:hint="eastAsia"/>
           <w:color w:val="475569"/>
@@ -3394,7 +3394,7 @@
     <w:link w:val="a8"/>
     <w:uiPriority w:val="99"/>
     <w:unhideWhenUsed/>
-    <w:rsid w:val="00C64C83"/>
+    <w:rsid w:val="00D92822"/>
     <w:pPr>
       <w:tabs>
         <w:tab w:val="center" w:pos="4153"/>
@@ -3413,7 +3413,7 @@
     <w:basedOn w:val="a0"/>
     <w:link w:val="a7"/>
     <w:uiPriority w:val="99"/>
-    <w:rsid w:val="00C64C83"/>
+    <w:rsid w:val="00D92822"/>
     <w:rPr>
       <w:rFonts w:ascii="宋体" w:eastAsia="宋体" w:hAnsi="宋体" w:cs="宋体"/>
       <w:sz w:val="18"/>
@@ -3426,7 +3426,7 @@
     <w:link w:val="aa"/>
     <w:uiPriority w:val="99"/>
     <w:unhideWhenUsed/>
-    <w:rsid w:val="00C64C83"/>
+    <w:rsid w:val="00D92822"/>
     <w:pPr>
       <w:tabs>
         <w:tab w:val="center" w:pos="4153"/>
@@ -3444,7 +3444,7 @@
     <w:basedOn w:val="a0"/>
     <w:link w:val="a9"/>
     <w:uiPriority w:val="99"/>
-    <w:rsid w:val="00C64C83"/>
+    <w:rsid w:val="00D92822"/>
     <w:rPr>
       <w:rFonts w:ascii="宋体" w:eastAsia="宋体" w:hAnsi="宋体" w:cs="宋体"/>
       <w:sz w:val="18"/>

--- a/docs/defense/ChainProof-成员分工与贡献打分.docx
+++ b/docs/defense/ChainProof-成员分工与贡献打分.docx
@@ -25,7 +25,7 @@
     <w:p>
       <w:pPr>
         <w:pStyle w:val="a3"/>
-        <w:divId w:val="718939915"/>
+        <w:divId w:val="696153539"/>
         <w:rPr>
           <w:rFonts w:ascii="微软雅黑" w:eastAsia="微软雅黑" w:hAnsi="微软雅黑" w:hint="eastAsia"/>
           <w:color w:val="475569"/>
@@ -64,7 +64,7 @@
     <w:p>
       <w:pPr>
         <w:pStyle w:val="a3"/>
-        <w:divId w:val="718939915"/>
+        <w:divId w:val="696153539"/>
         <w:rPr>
           <w:rFonts w:ascii="微软雅黑" w:eastAsia="微软雅黑" w:hAnsi="微软雅黑" w:hint="eastAsia"/>
           <w:color w:val="475569"/>
@@ -2675,6 +2675,7 @@
               <w:bottom w:val="single" w:sz="6" w:space="0" w:color="CBD5E1"/>
               <w:right w:val="single" w:sz="6" w:space="0" w:color="CBD5E1"/>
             </w:tcBorders>
+            <w:noWrap/>
             <w:tcMar>
               <w:top w:w="80" w:type="dxa"/>
               <w:left w:w="120" w:type="dxa"/>
@@ -2693,6 +2694,15 @@
                 <w:szCs w:val="19"/>
               </w:rPr>
             </w:pPr>
+            <w:r>
+              <w:rPr>
+                <w:rFonts w:ascii="微软雅黑" w:eastAsia="微软雅黑" w:hAnsi="微软雅黑" w:hint="eastAsia"/>
+                <w:color w:val="0F172A"/>
+                <w:sz w:val="19"/>
+                <w:szCs w:val="19"/>
+              </w:rPr>
+              <w:t>√</w:t>
+            </w:r>
           </w:p>
         </w:tc>
       </w:tr>
@@ -2701,7 +2711,7 @@
       <w:pPr>
         <w:pStyle w:val="a3"/>
         <w:rPr>
-          <w:rFonts w:ascii="微软雅黑" w:eastAsia="微软雅黑" w:hAnsi="微软雅黑"/>
+          <w:rFonts w:ascii="微软雅黑" w:eastAsia="微软雅黑" w:hAnsi="微软雅黑" w:hint="eastAsia"/>
           <w:color w:val="0F172A"/>
           <w:sz w:val="21"/>
           <w:szCs w:val="21"/>
@@ -3394,7 +3404,7 @@
     <w:link w:val="a8"/>
     <w:uiPriority w:val="99"/>
     <w:unhideWhenUsed/>
-    <w:rsid w:val="00D92822"/>
+    <w:rsid w:val="006E45A7"/>
     <w:pPr>
       <w:tabs>
         <w:tab w:val="center" w:pos="4153"/>
@@ -3413,7 +3423,7 @@
     <w:basedOn w:val="a0"/>
     <w:link w:val="a7"/>
     <w:uiPriority w:val="99"/>
-    <w:rsid w:val="00D92822"/>
+    <w:rsid w:val="006E45A7"/>
     <w:rPr>
       <w:rFonts w:ascii="宋体" w:eastAsia="宋体" w:hAnsi="宋体" w:cs="宋体"/>
       <w:sz w:val="18"/>
@@ -3426,7 +3436,7 @@
     <w:link w:val="aa"/>
     <w:uiPriority w:val="99"/>
     <w:unhideWhenUsed/>
-    <w:rsid w:val="00D92822"/>
+    <w:rsid w:val="006E45A7"/>
     <w:pPr>
       <w:tabs>
         <w:tab w:val="center" w:pos="4153"/>
@@ -3444,7 +3454,7 @@
     <w:basedOn w:val="a0"/>
     <w:link w:val="a9"/>
     <w:uiPriority w:val="99"/>
-    <w:rsid w:val="00D92822"/>
+    <w:rsid w:val="006E45A7"/>
     <w:rPr>
       <w:rFonts w:ascii="宋体" w:eastAsia="宋体" w:hAnsi="宋体" w:cs="宋体"/>
       <w:sz w:val="18"/>

--- a/docs/defense/ChainProof-成员分工与贡献打分.docx
+++ b/docs/defense/ChainProof-成员分工与贡献打分.docx
@@ -25,7 +25,7 @@
     <w:p>
       <w:pPr>
         <w:pStyle w:val="a3"/>
-        <w:divId w:val="696153539"/>
+        <w:divId w:val="1627542745"/>
         <w:rPr>
           <w:rFonts w:ascii="微软雅黑" w:eastAsia="微软雅黑" w:hAnsi="微软雅黑" w:hint="eastAsia"/>
           <w:color w:val="475569"/>
@@ -64,7 +64,7 @@
     <w:p>
       <w:pPr>
         <w:pStyle w:val="a3"/>
-        <w:divId w:val="696153539"/>
+        <w:divId w:val="1627542745"/>
         <w:rPr>
           <w:rFonts w:ascii="微软雅黑" w:eastAsia="微软雅黑" w:hAnsi="微软雅黑" w:hint="eastAsia"/>
           <w:color w:val="475569"/>
@@ -2724,7 +2724,16 @@
           <w:sz w:val="21"/>
           <w:szCs w:val="21"/>
         </w:rPr>
-        <w:t>组长签字：＿＿＿＿＿＿　日期：＿＿＿＿＿＿</w:t>
+        <w:t>组长签字：全书阅　日期：</w:t>
+      </w:r>
+      <w:r>
+        <w:rPr>
+          <w:rFonts w:ascii="微软雅黑" w:eastAsia="微软雅黑" w:hAnsi="微软雅黑" w:hint="eastAsia"/>
+          <w:color w:val="0F172A"/>
+          <w:sz w:val="21"/>
+          <w:szCs w:val="21"/>
+        </w:rPr>
+        <w:t>2026-10-27</w:t>
       </w:r>
     </w:p>
     <w:sectPr>
@@ -3404,7 +3413,7 @@
     <w:link w:val="a8"/>
     <w:uiPriority w:val="99"/>
     <w:unhideWhenUsed/>
-    <w:rsid w:val="006E45A7"/>
+    <w:rsid w:val="00B83272"/>
     <w:pPr>
       <w:tabs>
         <w:tab w:val="center" w:pos="4153"/>
@@ -3423,7 +3432,7 @@
     <w:basedOn w:val="a0"/>
     <w:link w:val="a7"/>
     <w:uiPriority w:val="99"/>
-    <w:rsid w:val="006E45A7"/>
+    <w:rsid w:val="00B83272"/>
     <w:rPr>
       <w:rFonts w:ascii="宋体" w:eastAsia="宋体" w:hAnsi="宋体" w:cs="宋体"/>
       <w:sz w:val="18"/>
@@ -3436,7 +3445,7 @@
     <w:link w:val="aa"/>
     <w:uiPriority w:val="99"/>
     <w:unhideWhenUsed/>
-    <w:rsid w:val="006E45A7"/>
+    <w:rsid w:val="00B83272"/>
     <w:pPr>
       <w:tabs>
         <w:tab w:val="center" w:pos="4153"/>
@@ -3454,7 +3463,7 @@
     <w:basedOn w:val="a0"/>
     <w:link w:val="a9"/>
     <w:uiPriority w:val="99"/>
-    <w:rsid w:val="006E45A7"/>
+    <w:rsid w:val="00B83272"/>
     <w:rPr>
       <w:rFonts w:ascii="宋体" w:eastAsia="宋体" w:hAnsi="宋体" w:cs="宋体"/>
       <w:sz w:val="18"/>
